--- a/docs/forgotten-felines/published-policies/forgotten-felines-bullying-policy.docx
+++ b/docs/forgotten-felines/published-policies/forgotten-felines-bullying-policy.docx
@@ -4,451 +4,69 @@
   <w:body>
     <w:p>
       <w:pPr>
-        <w:shd w:val="clear" w:color="auto" w:fill="05A44E"/>
-        <w:spacing w:before="0" w:after="0"/>
+        <w:pStyle w:val="Heading1"/>
       </w:pPr>
+      <w:r>
+        <w:t>Bullying and Harassment Policy</w:t>
+      </w:r>
+    </w:p>
+    <w:p>
       <w:r>
         <w:rPr>
           <w:b/>
-          <w:color w:val="FFFFFF"/>
-          <w:sz w:val="17"/>
         </w:rPr>
-        <w:t>POLICY DOCUMENT</w:t>
+        <w:t>Forgotten Felines Cat Rescue — Charity No. 1181190</w:t>
+      </w:r>
+    </w:p>
+    <w:p>
+      <w:r>
+        <w:rPr>
+          <w:i/>
+        </w:rPr>
+        <w:t>________________________________________</w:t>
+      </w:r>
+    </w:p>
+    <w:p>
+      <w:r>
+        <w:t>Forgotten Felines is committed to providing an environment free from discrimination, where everyone is treated fairly, with dignity and respect. The aim is to resolve any complaints or issues that occur as early as possible, and informally where possible. All complaints of bullying or harassment will be taken seriously and will be investigated fairly and independently.</w:t>
+      </w:r>
+    </w:p>
+    <w:p>
+      <w:r>
+        <w:rPr>
+          <w:i/>
+        </w:rPr>
+        <w:t>________________________________________</w:t>
       </w:r>
     </w:p>
     <w:p>
       <w:pPr>
-        <w:shd w:val="clear" w:color="auto" w:fill="05A44E"/>
-        <w:spacing w:before="0" w:after="240"/>
+        <w:pStyle w:val="Heading2"/>
       </w:pPr>
       <w:r>
-        <w:rPr>
-          <w:color w:val="FFFFFF"/>
-          <w:sz w:val="44"/>
-        </w:rPr>
-        <w:t>Bullying and Harassment Policy</w:t>
-      </w:r>
-    </w:p>
-    <w:tbl>
-      <w:tblPr>
-        <w:tblStyle w:val="TableGrid"/>
-        <w:tblW w:type="auto" w:w="0"/>
-        <w:tblLook w:firstColumn="1" w:firstRow="1" w:lastColumn="0" w:lastRow="0" w:noHBand="0" w:noVBand="1" w:val="04A0"/>
-      </w:tblPr>
-      <w:tblGrid>
-        <w:gridCol w:w="2268"/>
-        <w:gridCol w:w="2268"/>
-        <w:gridCol w:w="2268"/>
-        <w:gridCol w:w="2268"/>
-      </w:tblGrid>
-      <w:tr>
-        <w:tc>
-          <w:tcPr>
-            <w:tcW w:type="dxa" w:w="2268"/>
-            <w:shd w:val="clear" w:color="auto" w:fill="E6F8EF"/>
-          </w:tcPr>
-          <w:p>
-            <w:pPr>
-              <w:spacing w:before="60" w:after="60"/>
-            </w:pPr>
-            <w:r>
-              <w:rPr>
-                <w:b/>
-                <w:color w:val="037A3A"/>
-                <w:sz w:val="19"/>
-              </w:rPr>
-              <w:t>Policy Number</w:t>
-            </w:r>
-          </w:p>
-        </w:tc>
-        <w:tc>
-          <w:tcPr>
-            <w:tcW w:type="dxa" w:w="2268"/>
-            <w:shd w:val="clear" w:color="auto" w:fill="FFFFFF"/>
-          </w:tcPr>
-          <w:p>
-            <w:pPr>
-              <w:spacing w:before="60" w:after="60"/>
-            </w:pPr>
-            <w:r>
-              <w:rPr>
-                <w:b w:val="0"/>
-                <w:color w:val="111827"/>
-                <w:sz w:val="19"/>
-              </w:rPr>
-              <w:t>FF-GOV-001</w:t>
-            </w:r>
-          </w:p>
-        </w:tc>
-        <w:tc>
-          <w:tcPr>
-            <w:tcW w:type="dxa" w:w="2268"/>
-            <w:shd w:val="clear" w:color="auto" w:fill="E6F8EF"/>
-          </w:tcPr>
-          <w:p>
-            <w:pPr>
-              <w:spacing w:before="60" w:after="60"/>
-            </w:pPr>
-            <w:r>
-              <w:rPr>
-                <w:b/>
-                <w:color w:val="037A3A"/>
-                <w:sz w:val="19"/>
-              </w:rPr>
-              <w:t>Category</w:t>
-            </w:r>
-          </w:p>
-        </w:tc>
-        <w:tc>
-          <w:tcPr>
-            <w:tcW w:type="dxa" w:w="2268"/>
-            <w:shd w:val="clear" w:color="auto" w:fill="FFFFFF"/>
-          </w:tcPr>
-          <w:p>
-            <w:pPr>
-              <w:spacing w:before="60" w:after="60"/>
-            </w:pPr>
-            <w:r>
-              <w:rPr>
-                <w:b w:val="0"/>
-                <w:color w:val="111827"/>
-                <w:sz w:val="19"/>
-              </w:rPr>
-              <w:t>Governance</w:t>
-            </w:r>
-          </w:p>
-        </w:tc>
-      </w:tr>
-      <w:tr>
-        <w:tc>
-          <w:tcPr>
-            <w:tcW w:type="dxa" w:w="2268"/>
-            <w:shd w:val="clear" w:color="auto" w:fill="C2EDD6"/>
-          </w:tcPr>
-          <w:p>
-            <w:pPr>
-              <w:spacing w:before="60" w:after="60"/>
-            </w:pPr>
-            <w:r>
-              <w:rPr>
-                <w:b/>
-                <w:color w:val="037A3A"/>
-                <w:sz w:val="19"/>
-              </w:rPr>
-              <w:t>Version</w:t>
-            </w:r>
-          </w:p>
-        </w:tc>
-        <w:tc>
-          <w:tcPr>
-            <w:tcW w:type="dxa" w:w="2268"/>
-            <w:shd w:val="clear" w:color="auto" w:fill="FFFFFF"/>
-          </w:tcPr>
-          <w:p>
-            <w:pPr>
-              <w:spacing w:before="60" w:after="60"/>
-            </w:pPr>
-            <w:r>
-              <w:rPr>
-                <w:b w:val="0"/>
-                <w:color w:val="111827"/>
-                <w:sz w:val="19"/>
-              </w:rPr>
-              <w:t>1.0</w:t>
-            </w:r>
-          </w:p>
-        </w:tc>
-        <w:tc>
-          <w:tcPr>
-            <w:tcW w:type="dxa" w:w="2268"/>
-            <w:shd w:val="clear" w:color="auto" w:fill="C2EDD6"/>
-          </w:tcPr>
-          <w:p>
-            <w:pPr>
-              <w:spacing w:before="60" w:after="60"/>
-            </w:pPr>
-            <w:r>
-              <w:rPr>
-                <w:b/>
-                <w:color w:val="037A3A"/>
-                <w:sz w:val="19"/>
-              </w:rPr>
-              <w:t>Status</w:t>
-            </w:r>
-          </w:p>
-        </w:tc>
-        <w:tc>
-          <w:tcPr>
-            <w:tcW w:type="dxa" w:w="2268"/>
-            <w:shd w:val="clear" w:color="auto" w:fill="FFFFFF"/>
-          </w:tcPr>
-          <w:p>
-            <w:pPr>
-              <w:spacing w:before="60" w:after="60"/>
-            </w:pPr>
-            <w:r>
-              <w:rPr>
-                <w:b w:val="0"/>
-                <w:color w:val="111827"/>
-                <w:sz w:val="19"/>
-              </w:rPr>
-              <w:t>Active</w:t>
-            </w:r>
-          </w:p>
-        </w:tc>
-      </w:tr>
-      <w:tr>
-        <w:tc>
-          <w:tcPr>
-            <w:tcW w:type="dxa" w:w="2268"/>
-            <w:shd w:val="clear" w:color="auto" w:fill="E6F8EF"/>
-          </w:tcPr>
-          <w:p>
-            <w:pPr>
-              <w:spacing w:before="60" w:after="60"/>
-            </w:pPr>
-            <w:r>
-              <w:rPr>
-                <w:b/>
-                <w:color w:val="037A3A"/>
-                <w:sz w:val="19"/>
-              </w:rPr>
-              <w:t>Date Adopted</w:t>
-            </w:r>
-          </w:p>
-        </w:tc>
-        <w:tc>
-          <w:tcPr>
-            <w:tcW w:type="dxa" w:w="2268"/>
-            <w:shd w:val="clear" w:color="auto" w:fill="FFFFFF"/>
-          </w:tcPr>
-          <w:p>
-            <w:pPr>
-              <w:spacing w:before="60" w:after="60"/>
-            </w:pPr>
-            <w:r>
-              <w:rPr>
-                <w:b w:val="0"/>
-                <w:color w:val="111827"/>
-                <w:sz w:val="19"/>
-              </w:rPr>
-              <w:t>[DD Month YYYY]</w:t>
-            </w:r>
-          </w:p>
-        </w:tc>
-        <w:tc>
-          <w:tcPr>
-            <w:tcW w:type="dxa" w:w="2268"/>
-            <w:shd w:val="clear" w:color="auto" w:fill="E6F8EF"/>
-          </w:tcPr>
-          <w:p>
-            <w:pPr>
-              <w:spacing w:before="60" w:after="60"/>
-            </w:pPr>
-            <w:r>
-              <w:rPr>
-                <w:b/>
-                <w:color w:val="037A3A"/>
-                <w:sz w:val="19"/>
-              </w:rPr>
-              <w:t>Next Review Date</w:t>
-            </w:r>
-          </w:p>
-        </w:tc>
-        <w:tc>
-          <w:tcPr>
-            <w:tcW w:type="dxa" w:w="2268"/>
-            <w:shd w:val="clear" w:color="auto" w:fill="FFFFFF"/>
-          </w:tcPr>
-          <w:p>
-            <w:pPr>
-              <w:spacing w:before="60" w:after="60"/>
-            </w:pPr>
-            <w:r>
-              <w:rPr>
-                <w:b w:val="0"/>
-                <w:color w:val="111827"/>
-                <w:sz w:val="19"/>
-              </w:rPr>
-              <w:t>Annually</w:t>
-            </w:r>
-          </w:p>
-        </w:tc>
-      </w:tr>
-      <w:tr>
-        <w:tc>
-          <w:tcPr>
-            <w:tcW w:type="dxa" w:w="2268"/>
-            <w:shd w:val="clear" w:color="auto" w:fill="C2EDD6"/>
-          </w:tcPr>
-          <w:p>
-            <w:pPr>
-              <w:spacing w:before="60" w:after="60"/>
-            </w:pPr>
-            <w:r>
-              <w:rPr>
-                <w:b/>
-                <w:color w:val="037A3A"/>
-                <w:sz w:val="19"/>
-              </w:rPr>
-              <w:t>Approved By</w:t>
-            </w:r>
-          </w:p>
-        </w:tc>
-        <w:tc>
-          <w:tcPr>
-            <w:tcW w:type="dxa" w:w="2268"/>
-            <w:shd w:val="clear" w:color="auto" w:fill="FFFFFF"/>
-          </w:tcPr>
-          <w:p>
-            <w:pPr>
-              <w:spacing w:before="60" w:after="60"/>
-            </w:pPr>
-            <w:r>
-              <w:rPr>
-                <w:b w:val="0"/>
-                <w:color w:val="111827"/>
-                <w:sz w:val="19"/>
-              </w:rPr>
-              <w:t>Trustees</w:t>
-            </w:r>
-          </w:p>
-        </w:tc>
-        <w:tc>
-          <w:tcPr>
-            <w:tcW w:type="dxa" w:w="2268"/>
-            <w:shd w:val="clear" w:color="auto" w:fill="C2EDD6"/>
-          </w:tcPr>
-          <w:p>
-            <w:pPr>
-              <w:spacing w:before="60" w:after="60"/>
-            </w:pPr>
-            <w:r>
-              <w:rPr>
-                <w:b/>
-                <w:color w:val="037A3A"/>
-                <w:sz w:val="19"/>
-              </w:rPr>
-              <w:t>Applies To</w:t>
-            </w:r>
-          </w:p>
-        </w:tc>
-        <w:tc>
-          <w:tcPr>
-            <w:tcW w:type="dxa" w:w="2268"/>
-            <w:shd w:val="clear" w:color="auto" w:fill="FFFFFF"/>
-          </w:tcPr>
-          <w:p>
-            <w:pPr>
-              <w:spacing w:before="60" w:after="60"/>
-            </w:pPr>
-            <w:r>
-              <w:rPr>
-                <w:b w:val="0"/>
-                <w:color w:val="111827"/>
-                <w:sz w:val="19"/>
-              </w:rPr>
-              <w:t>All Volunteers &amp; Trustees</w:t>
-            </w:r>
-          </w:p>
-        </w:tc>
-      </w:tr>
-    </w:tbl>
-    <w:p/>
-    <w:p>
-      <w:pPr>
-        <w:shd w:val="clear" w:color="auto" w:fill="E6F8EF"/>
-        <w:spacing w:before="80" w:after="160"/>
-        <w:pBdr>
-          <w:left w:val="single" w:sz="24" w:space="12" w:color="05A44E"/>
-        </w:pBdr>
-      </w:pPr>
-      <w:r>
-        <w:rPr>
-          <w:i/>
-          <w:color w:val="111827"/>
-          <w:sz w:val="21"/>
-        </w:rPr>
-        <w:t>Forgotten Felines is committed to providing an environment free from discrimination, where everyone is treated fairly, with dignity and respect. The aim is to resolve any complaints or issues that occur as early as possible, and informally where possible. All complaints of bullying or harassment will be taken seriously and will be investigated fairly and independently.</w:t>
-      </w:r>
-    </w:p>
-    <w:p/>
-    <w:p>
-      <w:pPr>
-        <w:spacing w:before="0" w:after="120"/>
-      </w:pPr>
-      <w:r>
-        <w:rPr>
-          <w:sz w:val="22"/>
-        </w:rPr>
-        <w:t>Forgotten Felines is committed to providing an environment free from discrimination, where everyone is treated fairly, with dignity and respect. The aim is to resolve any complaints or issues that occur as early as possible, and informally where possible. All complaints of bullying or harassment will be taken seriously and will be investigated fairly and independently.</w:t>
+        <w:t>1. What Is Bullying?</w:t>
       </w:r>
     </w:p>
     <w:p>
       <w:pPr>
-        <w:spacing w:before="280" w:after="120"/>
-        <w:pBdr>
-          <w:bottom w:val="single" w:sz="6" w:space="2" w:color="C2EDD6"/>
-        </w:pBdr>
+        <w:pStyle w:val="IntenseQuote"/>
       </w:pPr>
       <w:r>
-        <w:rPr>
-          <w:b/>
-          <w:color w:val="FFFFFF"/>
-          <w:sz w:val="20"/>
-          <w:shd w:val="clear" w:color="auto" w:fill="05A44E"/>
-        </w:rPr>
-        <w:t xml:space="preserve"> 1 </w:t>
-      </w:r>
-      <w:r>
-        <w:t xml:space="preserve">  </w:t>
-      </w:r>
-      <w:r>
-        <w:rPr>
-          <w:b/>
-          <w:color w:val="037A3A"/>
-          <w:sz w:val="26"/>
-        </w:rPr>
-        <w:t>What Is Bullying?</w:t>
-      </w:r>
-    </w:p>
-    <w:p>
-      <w:pPr>
-        <w:shd w:val="clear" w:color="auto" w:fill="E6F8EF"/>
-        <w:spacing w:before="80" w:after="80"/>
-        <w:pBdr>
-          <w:left w:val="single" w:sz="18" w:space="12" w:color="05A44E"/>
-        </w:pBdr>
-      </w:pPr>
-      <w:r>
-        <w:rPr>
-          <w:i/>
-          <w:color w:val="111827"/>
-          <w:sz w:val="21"/>
-        </w:rPr>
         <w:t>"Bullying is the repetitive, intentional hurting of one person or group by another person or group, where the relationship involves an imbalance of power. It can happen face to face or online."</w:t>
       </w:r>
     </w:p>
     <w:p>
-      <w:pPr>
-        <w:spacing w:before="0" w:after="120"/>
-      </w:pPr>
       <w:r>
-        <w:rPr>
-          <w:sz w:val="22"/>
-        </w:rPr>
         <w:t>There are four key elements to this definition:</w:t>
       </w:r>
     </w:p>
     <w:p>
       <w:pPr>
         <w:pStyle w:val="ListBullet"/>
-        <w:spacing w:before="0" w:after="60"/>
       </w:pPr>
       <w:r>
         <w:rPr>
           <w:b/>
-          <w:sz w:val="22"/>
         </w:rPr>
         <w:t>Hurtful</w:t>
       </w:r>
@@ -456,12 +74,10 @@
     <w:p>
       <w:pPr>
         <w:pStyle w:val="ListBullet"/>
-        <w:spacing w:before="0" w:after="60"/>
       </w:pPr>
       <w:r>
         <w:rPr>
           <w:b/>
-          <w:sz w:val="22"/>
         </w:rPr>
         <w:t>Repetition</w:t>
       </w:r>
@@ -469,12 +85,10 @@
     <w:p>
       <w:pPr>
         <w:pStyle w:val="ListBullet"/>
-        <w:spacing w:before="0" w:after="60"/>
       </w:pPr>
       <w:r>
         <w:rPr>
           <w:b/>
-          <w:sz w:val="22"/>
         </w:rPr>
         <w:t>Power imbalance</w:t>
       </w:r>
@@ -482,1442 +96,423 @@
     <w:p>
       <w:pPr>
         <w:pStyle w:val="ListBullet"/>
-        <w:spacing w:before="0" w:after="60"/>
       </w:pPr>
       <w:r>
         <w:rPr>
           <w:b/>
-          <w:sz w:val="22"/>
         </w:rPr>
         <w:t>Intentional</w:t>
       </w:r>
     </w:p>
     <w:p>
       <w:pPr>
-        <w:spacing w:before="160" w:after="40"/>
+        <w:pStyle w:val="Heading3"/>
       </w:pPr>
       <w:r>
-        <w:rPr>
-          <w:b/>
-          <w:color w:val="111827"/>
-          <w:sz w:val="22"/>
-        </w:rPr>
         <w:t>Forms of Bullying Behaviour</w:t>
       </w:r>
     </w:p>
     <w:p>
       <w:pPr>
         <w:pStyle w:val="ListBullet"/>
-        <w:spacing w:before="0" w:after="60"/>
       </w:pPr>
       <w:r>
         <w:rPr>
           <w:b/>
-          <w:sz w:val="22"/>
         </w:rPr>
         <w:t>Physical</w:t>
       </w:r>
       <w:r>
-        <w:rPr>
-          <w:sz w:val="22"/>
-        </w:rPr>
         <w:t xml:space="preserve"> — pushing, poking, kicking, hitting, biting, pinching, etc.</w:t>
       </w:r>
     </w:p>
     <w:p>
       <w:pPr>
         <w:pStyle w:val="ListBullet"/>
-        <w:spacing w:before="0" w:after="60"/>
       </w:pPr>
       <w:r>
         <w:rPr>
           <w:b/>
-          <w:sz w:val="22"/>
         </w:rPr>
         <w:t>Verbal</w:t>
       </w:r>
       <w:r>
-        <w:rPr>
-          <w:sz w:val="22"/>
-        </w:rPr>
         <w:t xml:space="preserve"> — name calling, sarcasm, spreading rumours, threats, teasing, belittling</w:t>
       </w:r>
     </w:p>
     <w:p>
       <w:pPr>
         <w:pStyle w:val="ListBullet"/>
-        <w:spacing w:before="0" w:after="60"/>
       </w:pPr>
       <w:r>
         <w:rPr>
           <w:b/>
-          <w:sz w:val="22"/>
         </w:rPr>
         <w:t>Emotional</w:t>
       </w:r>
       <w:r>
-        <w:rPr>
-          <w:sz w:val="22"/>
-        </w:rPr>
         <w:t xml:space="preserve"> — isolating others, tormenting, hiding books, threatening gestures, ridicule, humiliation, intimidating, excluding, manipulation and coercion</w:t>
       </w:r>
     </w:p>
     <w:p>
       <w:pPr>
         <w:pStyle w:val="ListBullet"/>
-        <w:spacing w:before="0" w:after="60"/>
       </w:pPr>
       <w:r>
         <w:rPr>
           <w:b/>
-          <w:sz w:val="22"/>
         </w:rPr>
         <w:t>Sexual</w:t>
       </w:r>
       <w:r>
-        <w:rPr>
-          <w:sz w:val="22"/>
-        </w:rPr>
         <w:t xml:space="preserve"> — unwanted physical contact, inappropriate touching, abusive comments, homophobic abuse, exposure to inappropriate films, etc.</w:t>
       </w:r>
     </w:p>
     <w:p>
       <w:pPr>
         <w:pStyle w:val="ListBullet"/>
-        <w:spacing w:before="0" w:after="60"/>
       </w:pPr>
       <w:r>
         <w:rPr>
           <w:b/>
-          <w:sz w:val="22"/>
         </w:rPr>
         <w:t>Online / cyber</w:t>
       </w:r>
       <w:r>
-        <w:rPr>
-          <w:sz w:val="22"/>
-        </w:rPr>
         <w:t xml:space="preserve"> — posting on social media, sharing photos, sending nasty text messages, social exclusion</w:t>
       </w:r>
     </w:p>
     <w:p>
       <w:pPr>
         <w:pStyle w:val="ListBullet"/>
-        <w:spacing w:before="0" w:after="60"/>
       </w:pPr>
       <w:r>
         <w:rPr>
           <w:b/>
-          <w:sz w:val="22"/>
         </w:rPr>
         <w:t>Indirect</w:t>
       </w:r>
       <w:r>
-        <w:rPr>
-          <w:sz w:val="22"/>
-        </w:rPr>
         <w:t xml:space="preserve"> — exploitation of individuals</w:t>
       </w:r>
     </w:p>
     <w:p>
-      <w:pPr>
-        <w:spacing w:before="80" w:after="80"/>
-        <w:pBdr>
-          <w:bottom w:val="single" w:sz="6" w:space="1" w:color="C2EDD6"/>
-        </w:pBdr>
-      </w:pPr>
-    </w:p>
-    <w:p>
-      <w:pPr>
-        <w:spacing w:before="280" w:after="120"/>
-        <w:pBdr>
-          <w:bottom w:val="single" w:sz="6" w:space="2" w:color="C2EDD6"/>
-        </w:pBdr>
-      </w:pPr>
       <w:r>
         <w:rPr>
-          <w:b/>
-          <w:color w:val="FFFFFF"/>
-          <w:sz w:val="20"/>
-          <w:shd w:val="clear" w:color="auto" w:fill="05A44E"/>
+          <w:i/>
         </w:rPr>
-        <w:t xml:space="preserve"> 2 </w:t>
-      </w:r>
-      <w:r>
-        <w:t xml:space="preserve">  </w:t>
-      </w:r>
-      <w:r>
-        <w:rPr>
-          <w:b/>
-          <w:color w:val="037A3A"/>
-          <w:sz w:val="26"/>
-        </w:rPr>
-        <w:t>What Is Harassment?</w:t>
+        <w:t>________________________________________</w:t>
       </w:r>
     </w:p>
     <w:p>
       <w:pPr>
-        <w:spacing w:before="0" w:after="120"/>
+        <w:pStyle w:val="Heading2"/>
       </w:pPr>
       <w:r>
-        <w:rPr>
-          <w:sz w:val="22"/>
-        </w:rPr>
+        <w:t>2. What Is Harassment?</w:t>
+      </w:r>
+    </w:p>
+    <w:p>
+      <w:r>
         <w:t xml:space="preserve">The Equality Act 2010 defines harassment as: </w:t>
       </w:r>
       <w:r>
         <w:rPr>
           <w:i/>
-          <w:sz w:val="22"/>
         </w:rPr>
         <w:t>"unwanted conduct related to a protective characteristic which has the purpose or effect of violating an individual's dignity or creating an intimidating, hostile, degrading, humiliating or offensive environment for that individual."</w:t>
       </w:r>
     </w:p>
     <w:p>
-      <w:pPr>
-        <w:spacing w:before="0" w:after="120"/>
-      </w:pPr>
       <w:r>
-        <w:rPr>
-          <w:sz w:val="22"/>
-        </w:rPr>
         <w:t>Harassment can also occur when an individual conducts themselves in a manner which is unwelcome, unwarranted, and causes a detrimental effect on the recipient.</w:t>
       </w:r>
     </w:p>
     <w:p>
       <w:pPr>
-        <w:spacing w:before="160" w:after="40"/>
+        <w:pStyle w:val="Heading3"/>
       </w:pPr>
       <w:r>
-        <w:rPr>
-          <w:b/>
-          <w:color w:val="111827"/>
-          <w:sz w:val="22"/>
-        </w:rPr>
         <w:t>Protected Characteristics (Equality Act 2010)</w:t>
       </w:r>
     </w:p>
     <w:p>
       <w:pPr>
         <w:pStyle w:val="ListBullet"/>
-        <w:spacing w:before="0" w:after="60"/>
       </w:pPr>
       <w:r>
-        <w:rPr>
-          <w:sz w:val="22"/>
-        </w:rPr>
         <w:t>Age</w:t>
       </w:r>
     </w:p>
     <w:p>
       <w:pPr>
         <w:pStyle w:val="ListBullet"/>
-        <w:spacing w:before="0" w:after="60"/>
       </w:pPr>
       <w:r>
-        <w:rPr>
-          <w:sz w:val="22"/>
-        </w:rPr>
         <w:t>Disability</w:t>
       </w:r>
     </w:p>
     <w:p>
       <w:pPr>
         <w:pStyle w:val="ListBullet"/>
-        <w:spacing w:before="0" w:after="60"/>
       </w:pPr>
       <w:r>
-        <w:rPr>
-          <w:sz w:val="22"/>
-        </w:rPr>
         <w:t>Gender reassignment</w:t>
       </w:r>
     </w:p>
     <w:p>
       <w:pPr>
         <w:pStyle w:val="ListBullet"/>
-        <w:spacing w:before="0" w:after="60"/>
       </w:pPr>
       <w:r>
-        <w:rPr>
-          <w:sz w:val="22"/>
-        </w:rPr>
         <w:t>Marriage or civil partnership</w:t>
       </w:r>
     </w:p>
     <w:p>
       <w:pPr>
         <w:pStyle w:val="ListBullet"/>
-        <w:spacing w:before="0" w:after="60"/>
       </w:pPr>
       <w:r>
-        <w:rPr>
-          <w:sz w:val="22"/>
-        </w:rPr>
         <w:t>Pregnancy and maternity</w:t>
       </w:r>
     </w:p>
     <w:p>
       <w:pPr>
         <w:pStyle w:val="ListBullet"/>
-        <w:spacing w:before="0" w:after="60"/>
       </w:pPr>
       <w:r>
-        <w:rPr>
-          <w:sz w:val="22"/>
-        </w:rPr>
         <w:t>Race</w:t>
       </w:r>
     </w:p>
     <w:p>
       <w:pPr>
         <w:pStyle w:val="ListBullet"/>
-        <w:spacing w:before="0" w:after="60"/>
       </w:pPr>
       <w:r>
-        <w:rPr>
-          <w:sz w:val="22"/>
-        </w:rPr>
         <w:t>Religion or belief</w:t>
       </w:r>
     </w:p>
     <w:p>
       <w:pPr>
         <w:pStyle w:val="ListBullet"/>
-        <w:spacing w:before="0" w:after="60"/>
       </w:pPr>
       <w:r>
-        <w:rPr>
-          <w:sz w:val="22"/>
-        </w:rPr>
         <w:t>Sex</w:t>
       </w:r>
     </w:p>
     <w:p>
       <w:pPr>
         <w:pStyle w:val="ListBullet"/>
-        <w:spacing w:before="0" w:after="60"/>
       </w:pPr>
       <w:r>
-        <w:rPr>
-          <w:sz w:val="22"/>
-        </w:rPr>
         <w:t>Sexual orientation</w:t>
       </w:r>
     </w:p>
     <w:p>
       <w:pPr>
-        <w:spacing w:before="160" w:after="40"/>
+        <w:pStyle w:val="Heading3"/>
       </w:pPr>
       <w:r>
-        <w:rPr>
-          <w:b/>
-          <w:color w:val="111827"/>
-          <w:sz w:val="22"/>
-        </w:rPr>
         <w:t>Extended Application</w:t>
       </w:r>
     </w:p>
     <w:p>
-      <w:pPr>
-        <w:spacing w:before="0" w:after="120"/>
-      </w:pPr>
       <w:r>
-        <w:rPr>
-          <w:sz w:val="22"/>
-        </w:rPr>
         <w:t>Harassment law also applies to:</w:t>
       </w:r>
     </w:p>
     <w:p>
       <w:pPr>
         <w:pStyle w:val="ListBullet"/>
-        <w:spacing w:before="0" w:after="60"/>
       </w:pPr>
       <w:r>
-        <w:rPr>
-          <w:sz w:val="22"/>
-        </w:rPr>
         <w:t xml:space="preserve">A person harassed because they are </w:t>
       </w:r>
       <w:r>
         <w:rPr>
           <w:b/>
-          <w:sz w:val="22"/>
         </w:rPr>
         <w:t>perceived</w:t>
       </w:r>
       <w:r>
-        <w:rPr>
-          <w:sz w:val="22"/>
-        </w:rPr>
         <w:t xml:space="preserve"> to have a protected characteristic when they do not</w:t>
       </w:r>
     </w:p>
     <w:p>
       <w:pPr>
         <w:pStyle w:val="ListBullet"/>
-        <w:spacing w:before="0" w:after="60"/>
       </w:pPr>
       <w:r>
-        <w:rPr>
-          <w:sz w:val="22"/>
-        </w:rPr>
         <w:t xml:space="preserve">A person harassed because they are </w:t>
       </w:r>
       <w:r>
         <w:rPr>
           <w:b/>
-          <w:sz w:val="22"/>
         </w:rPr>
         <w:t>associated</w:t>
       </w:r>
       <w:r>
-        <w:rPr>
-          <w:sz w:val="22"/>
-        </w:rPr>
         <w:t xml:space="preserve"> with someone who has a protected characteristic</w:t>
       </w:r>
     </w:p>
     <w:p>
       <w:pPr>
         <w:pStyle w:val="ListBullet"/>
-        <w:spacing w:before="0" w:after="60"/>
       </w:pPr>
       <w:r>
-        <w:rPr>
-          <w:sz w:val="22"/>
-        </w:rPr>
         <w:t xml:space="preserve">A person who </w:t>
       </w:r>
       <w:r>
         <w:rPr>
           <w:b/>
-          <w:sz w:val="22"/>
         </w:rPr>
         <w:t>witnesses</w:t>
       </w:r>
       <w:r>
-        <w:rPr>
-          <w:sz w:val="22"/>
-        </w:rPr>
         <w:t xml:space="preserve"> harassment and is upset by it, even if it is not directed at them</w:t>
       </w:r>
     </w:p>
     <w:p>
-      <w:pPr>
-        <w:spacing w:before="0" w:after="120"/>
-      </w:pPr>
       <w:r>
-        <w:rPr>
-          <w:sz w:val="22"/>
-        </w:rPr>
         <w:t>Harassment is unlawful and may be the subject of criminal or civil proceedings. It remains unlawful even if the person being harassed does not ask for it to stop.</w:t>
       </w:r>
     </w:p>
     <w:p>
-      <w:pPr>
-        <w:spacing w:before="80" w:after="80"/>
-        <w:pBdr>
-          <w:bottom w:val="single" w:sz="6" w:space="1" w:color="C2EDD6"/>
-        </w:pBdr>
-      </w:pPr>
-    </w:p>
-    <w:p>
-      <w:pPr>
-        <w:spacing w:before="280" w:after="120"/>
-        <w:pBdr>
-          <w:bottom w:val="single" w:sz="6" w:space="2" w:color="C2EDD6"/>
-        </w:pBdr>
-      </w:pPr>
       <w:r>
         <w:rPr>
-          <w:b/>
-          <w:color w:val="FFFFFF"/>
-          <w:sz w:val="20"/>
-          <w:shd w:val="clear" w:color="auto" w:fill="05A44E"/>
+          <w:i/>
         </w:rPr>
-        <w:t xml:space="preserve"> 3 </w:t>
-      </w:r>
-      <w:r>
-        <w:t xml:space="preserve">  </w:t>
-      </w:r>
-      <w:r>
-        <w:rPr>
-          <w:b/>
-          <w:color w:val="037A3A"/>
-          <w:sz w:val="26"/>
-        </w:rPr>
-        <w:t>Our Commitment</w:t>
+        <w:t>________________________________________</w:t>
       </w:r>
     </w:p>
     <w:p>
       <w:pPr>
-        <w:spacing w:before="0" w:after="120"/>
+        <w:pStyle w:val="Heading2"/>
       </w:pPr>
       <w:r>
-        <w:rPr>
-          <w:sz w:val="22"/>
-        </w:rPr>
+        <w:t>3. Our Commitment</w:t>
+      </w:r>
+    </w:p>
+    <w:p>
+      <w:r>
         <w:t>Forgotten Felines Cat Rescue is committed to creating an inclusive, fair culture where bullying and harassment will not be tolerated.</w:t>
       </w:r>
     </w:p>
     <w:p>
-      <w:pPr>
-        <w:spacing w:before="0" w:after="120"/>
-      </w:pPr>
       <w:r>
-        <w:rPr>
-          <w:sz w:val="22"/>
-        </w:rPr>
         <w:t>Everyone has the right to be treated with dignity, fairness, and respect, and is expected to behave accordingly. A harmonious and supportive environment is essential to ensuring that everyone works and communicates appropriately.</w:t>
       </w:r>
     </w:p>
     <w:p>
-      <w:pPr>
-        <w:spacing w:before="0" w:after="120"/>
-      </w:pPr>
       <w:r>
         <w:rPr>
           <w:b/>
-          <w:sz w:val="22"/>
         </w:rPr>
         <w:t>Bullying and harassment is unlawful and will not be tolerated.</w:t>
       </w:r>
       <w:r>
-        <w:rPr>
-          <w:sz w:val="22"/>
-        </w:rPr>
         <w:t xml:space="preserve"> This includes victimisation of individuals who make complaints, or those associated with anyone who makes a complaint.</w:t>
       </w:r>
     </w:p>
     <w:p>
-      <w:pPr>
-        <w:spacing w:before="0" w:after="120"/>
-      </w:pPr>
       <w:r>
-        <w:rPr>
-          <w:sz w:val="22"/>
-        </w:rPr>
         <w:t>Complaints will be investigated and dealt with whether or not the person raising the complaint submitted to or rejected a particular instance of harassment.</w:t>
       </w:r>
     </w:p>
     <w:p>
-      <w:pPr>
-        <w:spacing w:before="0" w:after="120"/>
-      </w:pPr>
       <w:r>
-        <w:rPr>
-          <w:sz w:val="22"/>
-        </w:rPr>
         <w:t>Malicious or vexatious allegations will be dealt with by Bev Hibbert (Founder) in line with Charity Commission guidelines.</w:t>
       </w:r>
     </w:p>
     <w:p>
-      <w:pPr>
-        <w:spacing w:before="80" w:after="80"/>
-        <w:pBdr>
-          <w:bottom w:val="single" w:sz="6" w:space="1" w:color="C2EDD6"/>
-        </w:pBdr>
-      </w:pPr>
+      <w:r>
+        <w:rPr>
+          <w:i/>
+        </w:rPr>
+        <w:t>________________________________________</w:t>
+      </w:r>
     </w:p>
     <w:p>
       <w:pPr>
-        <w:spacing w:before="280" w:after="120"/>
-        <w:pBdr>
-          <w:bottom w:val="single" w:sz="6" w:space="2" w:color="C2EDD6"/>
-        </w:pBdr>
+        <w:pStyle w:val="Heading2"/>
       </w:pPr>
       <w:r>
-        <w:rPr>
-          <w:b/>
-          <w:color w:val="FFFFFF"/>
-          <w:sz w:val="20"/>
-          <w:shd w:val="clear" w:color="auto" w:fill="05A44E"/>
-        </w:rPr>
-        <w:t xml:space="preserve"> 4 </w:t>
-      </w:r>
-      <w:r>
-        <w:t xml:space="preserve">  </w:t>
-      </w:r>
-      <w:r>
-        <w:rPr>
-          <w:b/>
-          <w:color w:val="037A3A"/>
-          <w:sz w:val="26"/>
-        </w:rPr>
-        <w:t>Complaints Procedure</w:t>
+        <w:t>4. Complaints Procedure</w:t>
       </w:r>
     </w:p>
     <w:p>
       <w:pPr>
         <w:pStyle w:val="ListNumber"/>
-        <w:spacing w:before="0" w:after="60"/>
       </w:pPr>
       <w:r>
-        <w:rPr>
-          <w:sz w:val="22"/>
-        </w:rPr>
         <w:t xml:space="preserve">All complaints of bullying or harassment must be made to </w:t>
       </w:r>
       <w:r>
         <w:rPr>
           <w:b/>
-          <w:sz w:val="22"/>
         </w:rPr>
         <w:t>Bev Hibbert (Founder)</w:t>
       </w:r>
       <w:r>
-        <w:rPr>
-          <w:sz w:val="22"/>
-        </w:rPr>
         <w:t>. This can be by email, phone call, or message.</w:t>
       </w:r>
     </w:p>
     <w:p>
       <w:pPr>
         <w:pStyle w:val="ListNumber"/>
-        <w:spacing w:before="0" w:after="60"/>
       </w:pPr>
       <w:r>
-        <w:rPr>
-          <w:sz w:val="22"/>
-        </w:rPr>
         <w:t>All complaints will be investigated to establish further information and gather evidence — including complaints where the recipient did not react or respond at the time.</w:t>
       </w:r>
     </w:p>
     <w:p>
       <w:pPr>
         <w:pStyle w:val="ListNumber"/>
-        <w:spacing w:before="0" w:after="60"/>
       </w:pPr>
       <w:r>
-        <w:rPr>
-          <w:sz w:val="22"/>
-        </w:rPr>
         <w:t>Based on information gathered and statements taken, the Trustees will decide on the severity of the complaint. If the allegation is against a Trustee, Bev Hibbert will lead the investigation.</w:t>
       </w:r>
     </w:p>
     <w:p>
       <w:pPr>
         <w:pStyle w:val="ListNumber"/>
-        <w:spacing w:before="0" w:after="60"/>
       </w:pPr>
       <w:r>
-        <w:rPr>
-          <w:sz w:val="22"/>
-        </w:rPr>
         <w:t>If witnesses request their identity to be protected, this will be upheld to avoid further conflict.</w:t>
       </w:r>
     </w:p>
     <w:p>
       <w:pPr>
         <w:pStyle w:val="ListNumber"/>
-        <w:spacing w:before="0" w:after="60"/>
       </w:pPr>
       <w:r>
-        <w:rPr>
-          <w:sz w:val="22"/>
-        </w:rPr>
         <w:t>Appropriate action will be taken and safeguarding procedures implemented. If a bullying accusation is upheld, the volunteer or trustee will be asked to leave the charity.</w:t>
       </w:r>
     </w:p>
     <w:p>
-      <w:pPr>
-        <w:spacing w:before="80" w:after="80"/>
-        <w:pBdr>
-          <w:bottom w:val="single" w:sz="6" w:space="1" w:color="C2EDD6"/>
-        </w:pBdr>
-      </w:pPr>
+      <w:r>
+        <w:rPr>
+          <w:i/>
+        </w:rPr>
+        <w:t>________________________________________</w:t>
+      </w:r>
     </w:p>
     <w:p>
-      <w:pPr>
-        <w:spacing w:before="80" w:after="80"/>
-        <w:pBdr>
-          <w:bottom w:val="single" w:sz="6" w:space="1" w:color="C2EDD6"/>
-        </w:pBdr>
-      </w:pPr>
-    </w:p>
-    <w:p>
-      <w:pPr>
-        <w:spacing w:before="280" w:after="120"/>
-        <w:pBdr>
-          <w:bottom w:val="single" w:sz="6" w:space="2" w:color="C2EDD6"/>
-        </w:pBdr>
-      </w:pPr>
       <w:r>
         <w:rPr>
           <w:b/>
-          <w:color w:val="FFFFFF"/>
-          <w:sz w:val="20"/>
-          <w:shd w:val="clear" w:color="auto" w:fill="05A44E"/>
         </w:rPr>
-        <w:t xml:space="preserve"> 5 </w:t>
-      </w:r>
-      <w:r>
-        <w:t xml:space="preserve">  </w:t>
-      </w:r>
-      <w:r>
-        <w:rPr>
-          <w:b/>
-          <w:color w:val="037A3A"/>
-          <w:sz w:val="26"/>
-        </w:rPr>
-        <w:t>Review &amp; Approval</w:t>
+        <w:t>Forgotten Felines Cat Rescue operates a zero tolerance policy against bullying and harassment.</w:t>
       </w:r>
     </w:p>
-    <w:tbl>
-      <w:tblPr>
-        <w:tblStyle w:val="TableGrid"/>
-        <w:tblW w:type="auto" w:w="0"/>
-        <w:tblLook w:firstColumn="1" w:firstRow="1" w:lastColumn="0" w:lastRow="0" w:noHBand="0" w:noVBand="1" w:val="04A0"/>
-      </w:tblPr>
-      <w:tblGrid>
-        <w:gridCol w:w="2268"/>
-        <w:gridCol w:w="2268"/>
-        <w:gridCol w:w="2268"/>
-        <w:gridCol w:w="2268"/>
-      </w:tblGrid>
-      <w:tr>
-        <w:tc>
-          <w:tcPr>
-            <w:tcW w:type="dxa" w:w="2268"/>
-            <w:shd w:val="clear" w:color="auto" w:fill="05A44E"/>
-          </w:tcPr>
-          <w:p>
-            <w:pPr>
-              <w:spacing w:before="80" w:after="80"/>
-            </w:pPr>
-            <w:r>
-              <w:rPr>
-                <w:b/>
-                <w:color w:val="FFFFFF"/>
-                <w:sz w:val="19"/>
-              </w:rPr>
-              <w:t>Name</w:t>
-            </w:r>
-          </w:p>
-        </w:tc>
-        <w:tc>
-          <w:tcPr>
-            <w:tcW w:type="dxa" w:w="2268"/>
-            <w:shd w:val="clear" w:color="auto" w:fill="05A44E"/>
-          </w:tcPr>
-          <w:p>
-            <w:pPr>
-              <w:spacing w:before="80" w:after="80"/>
-            </w:pPr>
-            <w:r>
-              <w:rPr>
-                <w:b/>
-                <w:color w:val="FFFFFF"/>
-                <w:sz w:val="19"/>
-              </w:rPr>
-              <w:t>Role</w:t>
-            </w:r>
-          </w:p>
-        </w:tc>
-        <w:tc>
-          <w:tcPr>
-            <w:tcW w:type="dxa" w:w="2268"/>
-            <w:shd w:val="clear" w:color="auto" w:fill="05A44E"/>
-          </w:tcPr>
-          <w:p>
-            <w:pPr>
-              <w:spacing w:before="80" w:after="80"/>
-            </w:pPr>
-            <w:r>
-              <w:rPr>
-                <w:b/>
-                <w:color w:val="FFFFFF"/>
-                <w:sz w:val="19"/>
-              </w:rPr>
-              <w:t>Signature</w:t>
-            </w:r>
-          </w:p>
-        </w:tc>
-        <w:tc>
-          <w:tcPr>
-            <w:tcW w:type="dxa" w:w="2268"/>
-            <w:shd w:val="clear" w:color="auto" w:fill="05A44E"/>
-          </w:tcPr>
-          <w:p>
-            <w:pPr>
-              <w:spacing w:before="80" w:after="80"/>
-            </w:pPr>
-            <w:r>
-              <w:rPr>
-                <w:b/>
-                <w:color w:val="FFFFFF"/>
-                <w:sz w:val="19"/>
-              </w:rPr>
-              <w:t>Date</w:t>
-            </w:r>
-          </w:p>
-        </w:tc>
-      </w:tr>
-      <w:tr>
-        <w:tc>
-          <w:tcPr>
-            <w:tcW w:type="dxa" w:w="2268"/>
-            <w:shd w:val="clear" w:color="auto" w:fill="FFFFFF"/>
-          </w:tcPr>
-          <w:p>
-            <w:pPr>
-              <w:spacing w:before="320" w:after="320"/>
-            </w:pPr>
-            <w:r>
-              <w:rPr>
-                <w:sz w:val="20"/>
-              </w:rPr>
-              <w:t>Bev Hibbert</w:t>
-            </w:r>
-          </w:p>
-        </w:tc>
-        <w:tc>
-          <w:tcPr>
-            <w:tcW w:type="dxa" w:w="2268"/>
-            <w:shd w:val="clear" w:color="auto" w:fill="FFFFFF"/>
-          </w:tcPr>
-          <w:p>
-            <w:pPr>
-              <w:spacing w:before="320" w:after="320"/>
-            </w:pPr>
-            <w:r>
-              <w:rPr>
-                <w:sz w:val="20"/>
-              </w:rPr>
-              <w:t>Founder</w:t>
-            </w:r>
-          </w:p>
-        </w:tc>
-        <w:tc>
-          <w:tcPr>
-            <w:tcW w:type="dxa" w:w="2268"/>
-            <w:shd w:val="clear" w:color="auto" w:fill="FFFFFF"/>
-          </w:tcPr>
-          <w:p>
-            <w:pPr>
-              <w:spacing w:before="320" w:after="320"/>
-            </w:pPr>
-            <w:r>
-              <w:rPr>
-                <w:sz w:val="20"/>
-              </w:rPr>
-            </w:r>
-          </w:p>
-        </w:tc>
-        <w:tc>
-          <w:tcPr>
-            <w:tcW w:type="dxa" w:w="2268"/>
-            <w:shd w:val="clear" w:color="auto" w:fill="FFFFFF"/>
-          </w:tcPr>
-          <w:p>
-            <w:pPr>
-              <w:spacing w:before="320" w:after="320"/>
-            </w:pPr>
-            <w:r>
-              <w:rPr>
-                <w:sz w:val="20"/>
-              </w:rPr>
-            </w:r>
-          </w:p>
-        </w:tc>
-      </w:tr>
-      <w:tr>
-        <w:tc>
-          <w:tcPr>
-            <w:tcW w:type="dxa" w:w="2268"/>
-            <w:shd w:val="clear" w:color="auto" w:fill="F9FAFB"/>
-          </w:tcPr>
-          <w:p>
-            <w:pPr>
-              <w:spacing w:before="320" w:after="320"/>
-            </w:pPr>
-            <w:r>
-              <w:rPr>
-                <w:sz w:val="20"/>
-              </w:rPr>
-            </w:r>
-          </w:p>
-        </w:tc>
-        <w:tc>
-          <w:tcPr>
-            <w:tcW w:type="dxa" w:w="2268"/>
-            <w:shd w:val="clear" w:color="auto" w:fill="F9FAFB"/>
-          </w:tcPr>
-          <w:p>
-            <w:pPr>
-              <w:spacing w:before="320" w:after="320"/>
-            </w:pPr>
-            <w:r>
-              <w:rPr>
-                <w:sz w:val="20"/>
-              </w:rPr>
-              <w:t>Trustee</w:t>
-            </w:r>
-          </w:p>
-        </w:tc>
-        <w:tc>
-          <w:tcPr>
-            <w:tcW w:type="dxa" w:w="2268"/>
-            <w:shd w:val="clear" w:color="auto" w:fill="F9FAFB"/>
-          </w:tcPr>
-          <w:p>
-            <w:pPr>
-              <w:spacing w:before="320" w:after="320"/>
-            </w:pPr>
-            <w:r>
-              <w:rPr>
-                <w:sz w:val="20"/>
-              </w:rPr>
-            </w:r>
-          </w:p>
-        </w:tc>
-        <w:tc>
-          <w:tcPr>
-            <w:tcW w:type="dxa" w:w="2268"/>
-            <w:shd w:val="clear" w:color="auto" w:fill="F9FAFB"/>
-          </w:tcPr>
-          <w:p>
-            <w:pPr>
-              <w:spacing w:before="320" w:after="320"/>
-            </w:pPr>
-            <w:r>
-              <w:rPr>
-                <w:sz w:val="20"/>
-              </w:rPr>
-            </w:r>
-          </w:p>
-        </w:tc>
-      </w:tr>
-      <w:tr>
-        <w:tc>
-          <w:tcPr>
-            <w:tcW w:type="dxa" w:w="2268"/>
-            <w:shd w:val="clear" w:color="auto" w:fill="FFFFFF"/>
-          </w:tcPr>
-          <w:p>
-            <w:pPr>
-              <w:spacing w:before="320" w:after="320"/>
-            </w:pPr>
-            <w:r>
-              <w:rPr>
-                <w:sz w:val="20"/>
-              </w:rPr>
-            </w:r>
-          </w:p>
-        </w:tc>
-        <w:tc>
-          <w:tcPr>
-            <w:tcW w:type="dxa" w:w="2268"/>
-            <w:shd w:val="clear" w:color="auto" w:fill="FFFFFF"/>
-          </w:tcPr>
-          <w:p>
-            <w:pPr>
-              <w:spacing w:before="320" w:after="320"/>
-            </w:pPr>
-            <w:r>
-              <w:rPr>
-                <w:sz w:val="20"/>
-              </w:rPr>
-              <w:t>Trustee</w:t>
-            </w:r>
-          </w:p>
-        </w:tc>
-        <w:tc>
-          <w:tcPr>
-            <w:tcW w:type="dxa" w:w="2268"/>
-            <w:shd w:val="clear" w:color="auto" w:fill="FFFFFF"/>
-          </w:tcPr>
-          <w:p>
-            <w:pPr>
-              <w:spacing w:before="320" w:after="320"/>
-            </w:pPr>
-            <w:r>
-              <w:rPr>
-                <w:sz w:val="20"/>
-              </w:rPr>
-            </w:r>
-          </w:p>
-        </w:tc>
-        <w:tc>
-          <w:tcPr>
-            <w:tcW w:type="dxa" w:w="2268"/>
-            <w:shd w:val="clear" w:color="auto" w:fill="FFFFFF"/>
-          </w:tcPr>
-          <w:p>
-            <w:pPr>
-              <w:spacing w:before="320" w:after="320"/>
-            </w:pPr>
-            <w:r>
-              <w:rPr>
-                <w:sz w:val="20"/>
-              </w:rPr>
-            </w:r>
-          </w:p>
-        </w:tc>
-      </w:tr>
-    </w:tbl>
-    <w:p/>
-    <w:p>
-      <w:pPr>
-        <w:spacing w:before="280" w:after="120"/>
-        <w:pBdr>
-          <w:bottom w:val="single" w:sz="6" w:space="2" w:color="C2EDD6"/>
-        </w:pBdr>
-      </w:pPr>
-      <w:r>
-        <w:rPr>
-          <w:b/>
-          <w:color w:val="FFFFFF"/>
-          <w:sz w:val="20"/>
-          <w:shd w:val="clear" w:color="auto" w:fill="05A44E"/>
-        </w:rPr>
-        <w:t xml:space="preserve"> 6 </w:t>
-      </w:r>
-      <w:r>
-        <w:t xml:space="preserve">  </w:t>
-      </w:r>
-      <w:r>
-        <w:rPr>
-          <w:b/>
-          <w:color w:val="037A3A"/>
-          <w:sz w:val="26"/>
-        </w:rPr>
-        <w:t>Version History</w:t>
-      </w:r>
-    </w:p>
-    <w:tbl>
-      <w:tblPr>
-        <w:tblStyle w:val="TableGrid"/>
-        <w:tblW w:type="auto" w:w="0"/>
-        <w:tblLook w:firstColumn="1" w:firstRow="1" w:lastColumn="0" w:lastRow="0" w:noHBand="0" w:noVBand="1" w:val="04A0"/>
-      </w:tblPr>
-      <w:tblGrid>
-        <w:gridCol w:w="2268"/>
-        <w:gridCol w:w="2268"/>
-        <w:gridCol w:w="2268"/>
-        <w:gridCol w:w="2268"/>
-      </w:tblGrid>
-      <w:tr>
-        <w:tc>
-          <w:tcPr>
-            <w:tcW w:type="dxa" w:w="2268"/>
-            <w:shd w:val="clear" w:color="auto" w:fill="111827"/>
-          </w:tcPr>
-          <w:p>
-            <w:pPr>
-              <w:spacing w:before="80" w:after="80"/>
-            </w:pPr>
-            <w:r>
-              <w:rPr>
-                <w:b/>
-                <w:color w:val="FFFFFF"/>
-                <w:sz w:val="19"/>
-              </w:rPr>
-              <w:t>Version</w:t>
-            </w:r>
-          </w:p>
-        </w:tc>
-        <w:tc>
-          <w:tcPr>
-            <w:tcW w:type="dxa" w:w="2268"/>
-            <w:shd w:val="clear" w:color="auto" w:fill="111827"/>
-          </w:tcPr>
-          <w:p>
-            <w:pPr>
-              <w:spacing w:before="80" w:after="80"/>
-            </w:pPr>
-            <w:r>
-              <w:rPr>
-                <w:b/>
-                <w:color w:val="FFFFFF"/>
-                <w:sz w:val="19"/>
-              </w:rPr>
-              <w:t>Date</w:t>
-            </w:r>
-          </w:p>
-        </w:tc>
-        <w:tc>
-          <w:tcPr>
-            <w:tcW w:type="dxa" w:w="2268"/>
-            <w:shd w:val="clear" w:color="auto" w:fill="111827"/>
-          </w:tcPr>
-          <w:p>
-            <w:pPr>
-              <w:spacing w:before="80" w:after="80"/>
-            </w:pPr>
-            <w:r>
-              <w:rPr>
-                <w:b/>
-                <w:color w:val="FFFFFF"/>
-                <w:sz w:val="19"/>
-              </w:rPr>
-              <w:t>Author</w:t>
-            </w:r>
-          </w:p>
-        </w:tc>
-        <w:tc>
-          <w:tcPr>
-            <w:tcW w:type="dxa" w:w="2268"/>
-            <w:shd w:val="clear" w:color="auto" w:fill="111827"/>
-          </w:tcPr>
-          <w:p>
-            <w:pPr>
-              <w:spacing w:before="80" w:after="80"/>
-            </w:pPr>
-            <w:r>
-              <w:rPr>
-                <w:b/>
-                <w:color w:val="FFFFFF"/>
-                <w:sz w:val="19"/>
-              </w:rPr>
-              <w:t>Changes</w:t>
-            </w:r>
-          </w:p>
-        </w:tc>
-      </w:tr>
-      <w:tr>
-        <w:tc>
-          <w:tcPr>
-            <w:tcW w:type="dxa" w:w="2268"/>
-            <w:shd w:val="clear" w:color="auto" w:fill="FFFFFF"/>
-          </w:tcPr>
-          <w:p>
-            <w:pPr>
-              <w:spacing w:before="60" w:after="60"/>
-            </w:pPr>
-            <w:r>
-              <w:rPr>
-                <w:sz w:val="20"/>
-              </w:rPr>
-              <w:t>1.0</w:t>
-            </w:r>
-          </w:p>
-        </w:tc>
-        <w:tc>
-          <w:tcPr>
-            <w:tcW w:type="dxa" w:w="2268"/>
-            <w:shd w:val="clear" w:color="auto" w:fill="FFFFFF"/>
-          </w:tcPr>
-          <w:p>
-            <w:pPr>
-              <w:spacing w:before="60" w:after="60"/>
-            </w:pPr>
-            <w:r>
-              <w:rPr>
-                <w:sz w:val="20"/>
-              </w:rPr>
-              <w:t>[DD Month YYYY]</w:t>
-            </w:r>
-          </w:p>
-        </w:tc>
-        <w:tc>
-          <w:tcPr>
-            <w:tcW w:type="dxa" w:w="2268"/>
-            <w:shd w:val="clear" w:color="auto" w:fill="FFFFFF"/>
-          </w:tcPr>
-          <w:p>
-            <w:pPr>
-              <w:spacing w:before="60" w:after="60"/>
-            </w:pPr>
-            <w:r>
-              <w:rPr>
-                <w:sz w:val="20"/>
-              </w:rPr>
-              <w:t>Trustees</w:t>
-            </w:r>
-          </w:p>
-        </w:tc>
-        <w:tc>
-          <w:tcPr>
-            <w:tcW w:type="dxa" w:w="2268"/>
-            <w:shd w:val="clear" w:color="auto" w:fill="FFFFFF"/>
-          </w:tcPr>
-          <w:p>
-            <w:pPr>
-              <w:spacing w:before="60" w:after="60"/>
-            </w:pPr>
-            <w:r>
-              <w:rPr>
-                <w:sz w:val="20"/>
-              </w:rPr>
-              <w:t>Initial version</w:t>
-            </w:r>
-          </w:p>
-        </w:tc>
-      </w:tr>
-      <w:tr>
-        <w:tc>
-          <w:tcPr>
-            <w:tcW w:type="dxa" w:w="2268"/>
-            <w:shd w:val="clear" w:color="auto" w:fill="F9FAFB"/>
-          </w:tcPr>
-          <w:p>
-            <w:pPr>
-              <w:spacing w:before="60" w:after="60"/>
-            </w:pPr>
-            <w:r>
-              <w:rPr>
-                <w:sz w:val="20"/>
-              </w:rPr>
-            </w:r>
-          </w:p>
-        </w:tc>
-        <w:tc>
-          <w:tcPr>
-            <w:tcW w:type="dxa" w:w="2268"/>
-            <w:shd w:val="clear" w:color="auto" w:fill="F9FAFB"/>
-          </w:tcPr>
-          <w:p>
-            <w:pPr>
-              <w:spacing w:before="60" w:after="60"/>
-            </w:pPr>
-            <w:r>
-              <w:rPr>
-                <w:sz w:val="20"/>
-              </w:rPr>
-            </w:r>
-          </w:p>
-        </w:tc>
-        <w:tc>
-          <w:tcPr>
-            <w:tcW w:type="dxa" w:w="2268"/>
-            <w:shd w:val="clear" w:color="auto" w:fill="F9FAFB"/>
-          </w:tcPr>
-          <w:p>
-            <w:pPr>
-              <w:spacing w:before="60" w:after="60"/>
-            </w:pPr>
-            <w:r>
-              <w:rPr>
-                <w:sz w:val="20"/>
-              </w:rPr>
-            </w:r>
-          </w:p>
-        </w:tc>
-        <w:tc>
-          <w:tcPr>
-            <w:tcW w:type="dxa" w:w="2268"/>
-            <w:shd w:val="clear" w:color="auto" w:fill="F9FAFB"/>
-          </w:tcPr>
-          <w:p>
-            <w:pPr>
-              <w:spacing w:before="60" w:after="60"/>
-            </w:pPr>
-            <w:r>
-              <w:rPr>
-                <w:sz w:val="20"/>
-              </w:rPr>
-            </w:r>
-          </w:p>
-        </w:tc>
-      </w:tr>
-    </w:tbl>
     <w:sectPr>
-      <w:headerReference w:type="default" r:id="rId9"/>
-      <w:footerReference w:type="default" r:id="rId10"/>
-      <w:pgSz w:w="11906" w:h="16838"/>
-      <w:pgMar w:top="1247" w:right="1417" w:bottom="1134" w:left="1417" w:header="720" w:footer="720" w:gutter="0"/>
+      <w:pgSz w:w="12240" w:h="15840"/>
+      <w:pgMar w:top="1440" w:right="1800" w:bottom="1440" w:left="1800" w:header="720" w:footer="720" w:gutter="0"/>
       <w:cols w:space="720"/>
       <w:docGrid w:linePitch="360"/>
     </w:sectPr>
   </w:body>
 </w:document>
-</file>
-
-<file path=word/footer1.xml><?xml version="1.0" encoding="utf-8"?>
-<w:ftr xmlns:m="http://schemas.openxmlformats.org/officeDocument/2006/math" xmlns:mc="http://schemas.openxmlformats.org/markup-compatibility/2006" xmlns:mo="http://schemas.microsoft.com/office/mac/office/2008/main" xmlns:mv="urn:schemas-microsoft-com:mac:vml" xmlns:o="urn:schemas-microsoft-com:office:office" xmlns:r="http://schemas.openxmlformats.org/officeDocument/2006/relationships" xmlns:v="urn:schemas-microsoft-com:vml" xmlns:w10="urn:schemas-microsoft-com:office:word" xmlns:w14="http://schemas.microsoft.com/office/word/2010/wordml" xmlns:w="http://schemas.openxmlformats.org/wordprocessingml/2006/main" xmlns:wne="http://schemas.microsoft.com/office/word/2006/wordml" xmlns:wp14="http://schemas.microsoft.com/office/word/2010/wordprocessingDrawing" xmlns:wp="http://schemas.openxmlformats.org/drawingml/2006/wordprocessingDrawing" xmlns:wpc="http://schemas.microsoft.com/office/word/2010/wordprocessingCanvas" xmlns:wpg="http://schemas.microsoft.com/office/word/2010/wordprocessingGroup" xmlns:wpi="http://schemas.microsoft.com/office/word/2010/wordprocessingInk" xmlns:wps="http://schemas.microsoft.com/office/word/2010/wordprocessingShape" mc:Ignorable="w14 wp14">
-  <w:p>
-    <w:pPr>
-      <w:pStyle w:val="Footer"/>
-    </w:pPr>
-  </w:p>
-  <w:tbl>
-    <w:tblPr>
-      <w:tblW w:type="auto" w:w="0"/>
-      <w:jc w:val="left"/>
-      <w:tblLook w:firstColumn="1" w:firstRow="1" w:lastColumn="0" w:lastRow="0" w:noHBand="0" w:noVBand="1" w:val="04A0"/>
-      <w:tblBorders>
-        <w:top w:val="none"/>
-        <w:left w:val="none"/>
-        <w:bottom w:val="none"/>
-        <w:right w:val="none"/>
-        <w:insideH w:val="none"/>
-        <w:insideV w:val="none"/>
-      </w:tblBorders>
-    </w:tblPr>
-    <w:tblGrid>
-      <w:gridCol w:w="4535"/>
-      <w:gridCol w:w="4535"/>
-    </w:tblGrid>
-    <w:tr>
-      <w:tc>
-        <w:tcPr>
-          <w:tcW w:type="dxa" w:w="5669"/>
-          <w:shd w:val="clear" w:color="auto" w:fill="111827"/>
-        </w:tcPr>
-        <w:p>
-          <w:pPr>
-            <w:spacing w:before="80" w:after="80"/>
-          </w:pPr>
-          <w:r>
-            <w:rPr>
-              <w:color w:val="FFFFFF"/>
-              <w:sz w:val="16"/>
-            </w:rPr>
-            <w:t>Forgotten Felines Cat Rescue — Charity No. 1181190</w:t>
-          </w:r>
-        </w:p>
-      </w:tc>
-      <w:tc>
-        <w:tcPr>
-          <w:tcW w:type="dxa" w:w="3402"/>
-          <w:shd w:val="clear" w:color="auto" w:fill="111827"/>
-        </w:tcPr>
-        <w:p>
-          <w:pPr>
-            <w:spacing w:before="80" w:after="80"/>
-            <w:jc w:val="right"/>
-          </w:pPr>
-          <w:r>
-            <w:rPr>
-              <w:color w:val="FFFFFF"/>
-              <w:sz w:val="16"/>
-            </w:rPr>
-            <w:t>Bullying and Harassment Policy  |  v1.0</w:t>
-          </w:r>
-        </w:p>
-      </w:tc>
-    </w:tr>
-  </w:tbl>
-</w:ftr>
-</file>
-
-<file path=word/header1.xml><?xml version="1.0" encoding="utf-8"?>
-<w:hdr xmlns:m="http://schemas.openxmlformats.org/officeDocument/2006/math" xmlns:mc="http://schemas.openxmlformats.org/markup-compatibility/2006" xmlns:mo="http://schemas.microsoft.com/office/mac/office/2008/main" xmlns:mv="urn:schemas-microsoft-com:mac:vml" xmlns:o="urn:schemas-microsoft-com:office:office" xmlns:r="http://schemas.openxmlformats.org/officeDocument/2006/relationships" xmlns:v="urn:schemas-microsoft-com:vml" xmlns:w10="urn:schemas-microsoft-com:office:word" xmlns:w14="http://schemas.microsoft.com/office/word/2010/wordml" xmlns:w="http://schemas.openxmlformats.org/wordprocessingml/2006/main" xmlns:wne="http://schemas.microsoft.com/office/word/2006/wordml" xmlns:wp14="http://schemas.microsoft.com/office/word/2010/wordprocessingDrawing" xmlns:wp="http://schemas.openxmlformats.org/drawingml/2006/wordprocessingDrawing" xmlns:wpc="http://schemas.microsoft.com/office/word/2010/wordprocessingCanvas" xmlns:wpg="http://schemas.microsoft.com/office/word/2010/wordprocessingGroup" xmlns:wpi="http://schemas.microsoft.com/office/word/2010/wordprocessingInk" xmlns:wps="http://schemas.microsoft.com/office/word/2010/wordprocessingShape" mc:Ignorable="w14 wp14">
-  <w:p>
-    <w:pPr>
-      <w:pStyle w:val="Header"/>
-    </w:pPr>
-  </w:p>
-  <w:tbl>
-    <w:tblPr>
-      <w:tblW w:type="auto" w:w="0"/>
-      <w:jc w:val="left"/>
-      <w:tblLook w:firstColumn="1" w:firstRow="1" w:lastColumn="0" w:lastRow="0" w:noHBand="0" w:noVBand="1" w:val="04A0"/>
-      <w:tblBorders>
-        <w:top w:val="none"/>
-        <w:left w:val="none"/>
-        <w:bottom w:val="none"/>
-        <w:right w:val="none"/>
-        <w:insideH w:val="none"/>
-        <w:insideV w:val="none"/>
-      </w:tblBorders>
-    </w:tblPr>
-    <w:tblGrid>
-      <w:gridCol w:w="4535"/>
-      <w:gridCol w:w="4535"/>
-    </w:tblGrid>
-    <w:tr>
-      <w:tc>
-        <w:tcPr>
-          <w:tcW w:type="dxa" w:w="4535"/>
-        </w:tcPr>
-        <w:p>
-          <w:r>
-            <w:drawing>
-              <wp:inline xmlns:a="http://schemas.openxmlformats.org/drawingml/2006/main" xmlns:pic="http://schemas.openxmlformats.org/drawingml/2006/picture">
-                <wp:extent cx="1208869" cy="576000"/>
-                <wp:docPr id="1" name="Picture 1"/>
-                <wp:cNvGraphicFramePr>
-                  <a:graphicFrameLocks noChangeAspect="1"/>
-                </wp:cNvGraphicFramePr>
-                <a:graphic>
-                  <a:graphicData uri="http://schemas.openxmlformats.org/drawingml/2006/picture">
-                    <pic:pic>
-                      <pic:nvPicPr>
-                        <pic:cNvPr id="0" name="logo.png"/>
-                        <pic:cNvPicPr/>
-                      </pic:nvPicPr>
-                      <pic:blipFill>
-                        <a:blip r:embed="rId1"/>
-                        <a:stretch>
-                          <a:fillRect/>
-                        </a:stretch>
-                      </pic:blipFill>
-                      <pic:spPr>
-                        <a:xfrm>
-                          <a:off x="0" y="0"/>
-                          <a:ext cx="1208869" cy="576000"/>
-                        </a:xfrm>
-                        <a:prstGeom prst="rect"/>
-                      </pic:spPr>
-                    </pic:pic>
-                  </a:graphicData>
-                </a:graphic>
-              </wp:inline>
-            </w:drawing>
-          </w:r>
-        </w:p>
-      </w:tc>
-      <w:tc>
-        <w:tcPr>
-          <w:tcW w:type="dxa" w:w="4535"/>
-        </w:tcPr>
-        <w:p>
-          <w:pPr>
-            <w:spacing w:before="0" w:after="20"/>
-            <w:jc w:val="right"/>
-          </w:pPr>
-          <w:r>
-            <w:rPr>
-              <w:b/>
-              <w:color w:val="111827"/>
-              <w:sz w:val="17"/>
-            </w:rPr>
-            <w:t>Forgotten Felines Cat Rescue</w:t>
-          </w:r>
-        </w:p>
-        <w:p>
-          <w:pPr>
-            <w:spacing w:before="0" w:after="20"/>
-            <w:jc w:val="right"/>
-          </w:pPr>
-          <w:r>
-            <w:rPr>
-              <w:color w:val="111827"/>
-              <w:sz w:val="17"/>
-            </w:rPr>
-            <w:t>Registered Charity No. 1181190</w:t>
-          </w:r>
-        </w:p>
-        <w:p>
-          <w:pPr>
-            <w:spacing w:before="0" w:after="20"/>
-            <w:jc w:val="right"/>
-          </w:pPr>
-          <w:r>
-            <w:rPr>
-              <w:color w:val="111827"/>
-              <w:sz w:val="17"/>
-            </w:rPr>
-            <w:t>forgottenfelineswales.org</w:t>
-          </w:r>
-        </w:p>
-      </w:tc>
-    </w:tr>
-  </w:tbl>
-  <w:p>
-    <w:pPr>
-      <w:spacing w:before="80" w:after="0"/>
-      <w:pBdr>
-        <w:bottom w:val="single" w:sz="18" w:space="1" w:color="05A44E"/>
-      </w:pBdr>
-    </w:pPr>
-  </w:p>
-</w:hdr>
 </file>
 
 <file path=word/numbering.xml><?xml version="1.0" encoding="utf-8"?>
@@ -2285,7 +880,6 @@
     <w:rsid w:val="00FC693F"/>
     <w:rPr>
       <w:rFonts w:ascii="Calibri" w:hAnsi="Calibri"/>
-      <w:color w:val="111827"/>
       <w:sz w:val="22"/>
     </w:rPr>
   </w:style>

--- a/docs/forgotten-felines/published-policies/forgotten-felines-bullying-policy.docx
+++ b/docs/forgotten-felines/published-policies/forgotten-felines-bullying-policy.docx
@@ -506,13 +506,208 @@
       </w:r>
     </w:p>
     <w:sectPr>
-      <w:pgSz w:w="12240" w:h="15840"/>
-      <w:pgMar w:top="1440" w:right="1800" w:bottom="1440" w:left="1800" w:header="720" w:footer="720" w:gutter="0"/>
+      <w:headerReference w:type="default" r:id="rId9"/>
+      <w:footerReference w:type="default" r:id="rId10"/>
+      <w:pgSz w:w="11906" w:h="16838"/>
+      <w:pgMar w:top="1247" w:right="1417" w:bottom="1134" w:left="1417" w:header="720" w:footer="720" w:gutter="0"/>
       <w:cols w:space="720"/>
       <w:docGrid w:linePitch="360"/>
     </w:sectPr>
   </w:body>
 </w:document>
+</file>
+
+<file path=word/footer1.xml><?xml version="1.0" encoding="utf-8"?>
+<w:ftr xmlns:m="http://schemas.openxmlformats.org/officeDocument/2006/math" xmlns:mc="http://schemas.openxmlformats.org/markup-compatibility/2006" xmlns:mo="http://schemas.microsoft.com/office/mac/office/2008/main" xmlns:mv="urn:schemas-microsoft-com:mac:vml" xmlns:o="urn:schemas-microsoft-com:office:office" xmlns:r="http://schemas.openxmlformats.org/officeDocument/2006/relationships" xmlns:v="urn:schemas-microsoft-com:vml" xmlns:w10="urn:schemas-microsoft-com:office:word" xmlns:w14="http://schemas.microsoft.com/office/word/2010/wordml" xmlns:w="http://schemas.openxmlformats.org/wordprocessingml/2006/main" xmlns:wne="http://schemas.microsoft.com/office/word/2006/wordml" xmlns:wp14="http://schemas.microsoft.com/office/word/2010/wordprocessingDrawing" xmlns:wp="http://schemas.openxmlformats.org/drawingml/2006/wordprocessingDrawing" xmlns:wpc="http://schemas.microsoft.com/office/word/2010/wordprocessingCanvas" xmlns:wpg="http://schemas.microsoft.com/office/word/2010/wordprocessingGroup" xmlns:wpi="http://schemas.microsoft.com/office/word/2010/wordprocessingInk" xmlns:wps="http://schemas.microsoft.com/office/word/2010/wordprocessingShape" mc:Ignorable="w14 wp14">
+  <w:p>
+    <w:pPr>
+      <w:pStyle w:val="Footer"/>
+    </w:pPr>
+  </w:p>
+  <w:tbl>
+    <w:tblPr>
+      <w:tblW w:type="auto" w:w="0"/>
+      <w:jc w:val="left"/>
+      <w:tblLook w:firstColumn="1" w:firstRow="1" w:lastColumn="0" w:lastRow="0" w:noHBand="0" w:noVBand="1" w:val="04A0"/>
+      <w:tblBorders>
+        <w:top w:val="none"/>
+        <w:left w:val="none"/>
+        <w:bottom w:val="none"/>
+        <w:right w:val="none"/>
+        <w:insideH w:val="none"/>
+        <w:insideV w:val="none"/>
+      </w:tblBorders>
+    </w:tblPr>
+    <w:tblGrid>
+      <w:gridCol w:w="4535"/>
+      <w:gridCol w:w="4535"/>
+    </w:tblGrid>
+    <w:tr>
+      <w:tc>
+        <w:tcPr>
+          <w:tcW w:type="dxa" w:w="5669"/>
+          <w:shd w:val="clear" w:color="auto" w:fill="111827"/>
+        </w:tcPr>
+        <w:p>
+          <w:pPr>
+            <w:spacing w:before="80" w:after="80"/>
+          </w:pPr>
+          <w:r>
+            <w:rPr>
+              <w:color w:val="FFFFFF"/>
+              <w:sz w:val="16"/>
+            </w:rPr>
+            <w:t>Forgotten Felines Cat Rescue — Charity No. 1181190</w:t>
+          </w:r>
+        </w:p>
+      </w:tc>
+      <w:tc>
+        <w:tcPr>
+          <w:tcW w:type="dxa" w:w="3402"/>
+          <w:shd w:val="clear" w:color="auto" w:fill="111827"/>
+        </w:tcPr>
+        <w:p>
+          <w:pPr>
+            <w:spacing w:before="80" w:after="80"/>
+            <w:jc w:val="right"/>
+          </w:pPr>
+          <w:r>
+            <w:rPr>
+              <w:color w:val="FFFFFF"/>
+              <w:sz w:val="16"/>
+            </w:rPr>
+            <w:t>[Policy Title]  |  v[1.0]</w:t>
+          </w:r>
+        </w:p>
+      </w:tc>
+    </w:tr>
+  </w:tbl>
+</w:ftr>
+</file>
+
+<file path=word/header1.xml><?xml version="1.0" encoding="utf-8"?>
+<w:hdr xmlns:m="http://schemas.openxmlformats.org/officeDocument/2006/math" xmlns:mc="http://schemas.openxmlformats.org/markup-compatibility/2006" xmlns:mo="http://schemas.microsoft.com/office/mac/office/2008/main" xmlns:mv="urn:schemas-microsoft-com:mac:vml" xmlns:o="urn:schemas-microsoft-com:office:office" xmlns:r="http://schemas.openxmlformats.org/officeDocument/2006/relationships" xmlns:v="urn:schemas-microsoft-com:vml" xmlns:w10="urn:schemas-microsoft-com:office:word" xmlns:w14="http://schemas.microsoft.com/office/word/2010/wordml" xmlns:w="http://schemas.openxmlformats.org/wordprocessingml/2006/main" xmlns:wne="http://schemas.microsoft.com/office/word/2006/wordml" xmlns:wp14="http://schemas.microsoft.com/office/word/2010/wordprocessingDrawing" xmlns:wp="http://schemas.openxmlformats.org/drawingml/2006/wordprocessingDrawing" xmlns:wpc="http://schemas.microsoft.com/office/word/2010/wordprocessingCanvas" xmlns:wpg="http://schemas.microsoft.com/office/word/2010/wordprocessingGroup" xmlns:wpi="http://schemas.microsoft.com/office/word/2010/wordprocessingInk" xmlns:wps="http://schemas.microsoft.com/office/word/2010/wordprocessingShape" mc:Ignorable="w14 wp14">
+  <w:p>
+    <w:pPr>
+      <w:pStyle w:val="Header"/>
+    </w:pPr>
+  </w:p>
+  <w:tbl>
+    <w:tblPr>
+      <w:tblW w:type="auto" w:w="0"/>
+      <w:jc w:val="left"/>
+      <w:tblLook w:firstColumn="1" w:firstRow="1" w:lastColumn="0" w:lastRow="0" w:noHBand="0" w:noVBand="1" w:val="04A0"/>
+      <w:tblBorders>
+        <w:top w:val="none"/>
+        <w:left w:val="none"/>
+        <w:bottom w:val="none"/>
+        <w:right w:val="none"/>
+        <w:insideH w:val="none"/>
+        <w:insideV w:val="none"/>
+      </w:tblBorders>
+    </w:tblPr>
+    <w:tblGrid>
+      <w:gridCol w:w="4535"/>
+      <w:gridCol w:w="4535"/>
+    </w:tblGrid>
+    <w:tr>
+      <w:tc>
+        <w:tcPr>
+          <w:tcW w:type="dxa" w:w="4535"/>
+        </w:tcPr>
+        <w:p>
+          <w:r>
+            <w:drawing>
+              <wp:inline xmlns:a="http://schemas.openxmlformats.org/drawingml/2006/main" xmlns:pic="http://schemas.openxmlformats.org/drawingml/2006/picture">
+                <wp:extent cx="1208869" cy="576000"/>
+                <wp:docPr id="1" name="Picture 1"/>
+                <wp:cNvGraphicFramePr>
+                  <a:graphicFrameLocks noChangeAspect="1"/>
+                </wp:cNvGraphicFramePr>
+                <a:graphic>
+                  <a:graphicData uri="http://schemas.openxmlformats.org/drawingml/2006/picture">
+                    <pic:pic>
+                      <pic:nvPicPr>
+                        <pic:cNvPr id="0" name="logo.png"/>
+                        <pic:cNvPicPr/>
+                      </pic:nvPicPr>
+                      <pic:blipFill>
+                        <a:blip r:embed="rId1"/>
+                        <a:stretch>
+                          <a:fillRect/>
+                        </a:stretch>
+                      </pic:blipFill>
+                      <pic:spPr>
+                        <a:xfrm>
+                          <a:off x="0" y="0"/>
+                          <a:ext cx="1208869" cy="576000"/>
+                        </a:xfrm>
+                        <a:prstGeom prst="rect"/>
+                      </pic:spPr>
+                    </pic:pic>
+                  </a:graphicData>
+                </a:graphic>
+              </wp:inline>
+            </w:drawing>
+          </w:r>
+        </w:p>
+      </w:tc>
+      <w:tc>
+        <w:tcPr>
+          <w:tcW w:type="dxa" w:w="4535"/>
+        </w:tcPr>
+        <w:p>
+          <w:pPr>
+            <w:spacing w:before="0" w:after="20"/>
+            <w:jc w:val="right"/>
+          </w:pPr>
+          <w:r>
+            <w:rPr>
+              <w:b/>
+              <w:color w:val="111827"/>
+              <w:sz w:val="17"/>
+            </w:rPr>
+            <w:t>Forgotten Felines Cat Rescue</w:t>
+          </w:r>
+        </w:p>
+        <w:p>
+          <w:pPr>
+            <w:spacing w:before="0" w:after="20"/>
+            <w:jc w:val="right"/>
+          </w:pPr>
+          <w:r>
+            <w:rPr>
+              <w:color w:val="111827"/>
+              <w:sz w:val="17"/>
+            </w:rPr>
+            <w:t>Registered Charity No. 1181190</w:t>
+          </w:r>
+        </w:p>
+        <w:p>
+          <w:pPr>
+            <w:spacing w:before="0" w:after="20"/>
+            <w:jc w:val="right"/>
+          </w:pPr>
+          <w:r>
+            <w:rPr>
+              <w:color w:val="111827"/>
+              <w:sz w:val="17"/>
+            </w:rPr>
+            <w:t>forgottenfelineswales.org</w:t>
+          </w:r>
+        </w:p>
+      </w:tc>
+    </w:tr>
+  </w:tbl>
+  <w:p>
+    <w:pPr>
+      <w:spacing w:before="80" w:after="0"/>
+      <w:pBdr>
+        <w:bottom w:val="single" w:sz="18" w:space="1" w:color="05A44E"/>
+      </w:pBdr>
+    </w:pPr>
+  </w:p>
+</w:hdr>
 </file>
 
 <file path=word/numbering.xml><?xml version="1.0" encoding="utf-8"?>
@@ -880,6 +1075,7 @@
     <w:rsid w:val="00FC693F"/>
     <w:rPr>
       <w:rFonts w:ascii="Calibri" w:hAnsi="Calibri"/>
+      <w:color w:val="111827"/>
       <w:sz w:val="22"/>
     </w:rPr>
   </w:style>
